--- a/Formulario LGOT/Formulario LGOT - Diana Sosa.docx
+++ b/Formulario LGOT/Formulario LGOT - Diana Sosa.docx
@@ -2041,6 +2041,7 @@
             <w:tcBorders>
               <w:top w:val="nil"/>
               <w:left w:val="nil"/>
+              <w:bottom w:val="nil"/>
               <w:right w:val="single" w:sz="4" w:space="0" w:color="BDBDBD"/>
             </w:tcBorders>
           </w:tcPr>
@@ -2059,6 +2060,229 @@
             <w:tcBorders>
               <w:top w:val="single" w:sz="4" w:space="0" w:color="BDBDBD"/>
               <w:left w:val="single" w:sz="4" w:space="0" w:color="BDBDBD"/>
+              <w:bottom w:val="single" w:sz="4" w:space="0" w:color="BDBDBD"/>
+              <w:right w:val="single" w:sz="4" w:space="0" w:color="BDBDBD"/>
+            </w:tcBorders>
+          </w:tcPr>
+          <w:p>
+            <w:pPr>
+              <w:pStyle w:val="TableParagraph"/>
+              <w:rPr>
+                <w:sz w:val="18"/>
+              </w:rPr>
+            </w:pPr>
+            <w:r>
+              <w:rPr>
+                <w:sz w:val="18"/>
+              </w:rPr>
+              <w:t>23/02/2026</w:t>
+            </w:r>
+          </w:p>
+        </w:tc>
+        <w:tc>
+          <w:tcPr>
+            <w:tcW w:w="840" w:type="dxa"/>
+            <w:tcBorders>
+              <w:top w:val="single" w:sz="4" w:space="0" w:color="BDBDBD"/>
+              <w:left w:val="single" w:sz="4" w:space="0" w:color="BDBDBD"/>
+              <w:bottom w:val="single" w:sz="4" w:space="0" w:color="BDBDBD"/>
+              <w:right w:val="single" w:sz="4" w:space="0" w:color="BDBDBD"/>
+            </w:tcBorders>
+          </w:tcPr>
+          <w:p>
+            <w:pPr>
+              <w:pStyle w:val="TableParagraph"/>
+              <w:rPr>
+                <w:sz w:val="18"/>
+              </w:rPr>
+            </w:pPr>
+            <w:r>
+              <w:rPr>
+                <w:sz w:val="18"/>
+              </w:rPr>
+              <w:t>10:00</w:t>
+            </w:r>
+          </w:p>
+        </w:tc>
+        <w:tc>
+          <w:tcPr>
+            <w:tcW w:w="688" w:type="dxa"/>
+            <w:tcBorders>
+              <w:top w:val="single" w:sz="4" w:space="0" w:color="BDBDBD"/>
+              <w:left w:val="single" w:sz="4" w:space="0" w:color="BDBDBD"/>
+              <w:bottom w:val="single" w:sz="4" w:space="0" w:color="BDBDBD"/>
+              <w:right w:val="single" w:sz="4" w:space="0" w:color="BDBDBD"/>
+            </w:tcBorders>
+          </w:tcPr>
+          <w:p>
+            <w:pPr>
+              <w:pStyle w:val="TableParagraph"/>
+              <w:rPr>
+                <w:sz w:val="18"/>
+              </w:rPr>
+            </w:pPr>
+            <w:r>
+              <w:rPr>
+                <w:sz w:val="18"/>
+              </w:rPr>
+              <w:t>3:00</w:t>
+            </w:r>
+          </w:p>
+        </w:tc>
+        <w:tc>
+          <w:tcPr>
+            <w:tcW w:w="1680" w:type="dxa"/>
+            <w:tcBorders>
+              <w:top w:val="single" w:sz="4" w:space="0" w:color="BDBDBD"/>
+              <w:left w:val="single" w:sz="4" w:space="0" w:color="BDBDBD"/>
+              <w:bottom w:val="single" w:sz="4" w:space="0" w:color="BDBDBD"/>
+              <w:right w:val="single" w:sz="4" w:space="0" w:color="BDBDBD"/>
+            </w:tcBorders>
+          </w:tcPr>
+          <w:p>
+            <w:pPr>
+              <w:pStyle w:val="TableParagraph"/>
+              <w:rPr>
+                <w:sz w:val="18"/>
+              </w:rPr>
+            </w:pPr>
+            <w:r>
+              <w:rPr>
+                <w:sz w:val="18"/>
+              </w:rPr>
+              <w:t>1 hora</w:t>
+            </w:r>
+          </w:p>
+        </w:tc>
+        <w:tc>
+          <w:tcPr>
+            <w:tcW w:w="1123" w:type="dxa"/>
+            <w:tcBorders>
+              <w:top w:val="single" w:sz="4" w:space="0" w:color="BDBDBD"/>
+              <w:left w:val="single" w:sz="4" w:space="0" w:color="BDBDBD"/>
+              <w:bottom w:val="single" w:sz="4" w:space="0" w:color="BDBDBD"/>
+              <w:right w:val="single" w:sz="4" w:space="0" w:color="BDBDBD"/>
+            </w:tcBorders>
+          </w:tcPr>
+          <w:p>
+            <w:pPr>
+              <w:pStyle w:val="TableParagraph"/>
+              <w:rPr>
+                <w:sz w:val="18"/>
+              </w:rPr>
+            </w:pPr>
+            <w:r>
+              <w:rPr>
+                <w:sz w:val="18"/>
+              </w:rPr>
+              <w:t>(10:00-3:00)- 5 horas</w:t>
+            </w:r>
+          </w:p>
+        </w:tc>
+        <w:tc>
+          <w:tcPr>
+            <w:tcW w:w="876" w:type="dxa"/>
+            <w:tcBorders>
+              <w:top w:val="single" w:sz="4" w:space="0" w:color="BDBDBD"/>
+              <w:left w:val="single" w:sz="4" w:space="0" w:color="BDBDBD"/>
+              <w:bottom w:val="single" w:sz="4" w:space="0" w:color="BDBDBD"/>
+              <w:right w:val="single" w:sz="4" w:space="0" w:color="BDBDBD"/>
+            </w:tcBorders>
+          </w:tcPr>
+          <w:p>
+            <w:pPr>
+              <w:pStyle w:val="TableParagraph"/>
+              <w:rPr>
+                <w:sz w:val="18"/>
+              </w:rPr>
+            </w:pPr>
+            <w:r>
+              <w:rPr>
+                <w:sz w:val="18"/>
+              </w:rPr>
+              <w:t>Realizar prototipos</w:t>
+            </w:r>
+          </w:p>
+        </w:tc>
+        <w:tc>
+          <w:tcPr>
+            <w:tcW w:w="1898" w:type="dxa"/>
+            <w:tcBorders>
+              <w:top w:val="single" w:sz="4" w:space="0" w:color="BDBDBD"/>
+              <w:left w:val="single" w:sz="4" w:space="0" w:color="BDBDBD"/>
+              <w:bottom w:val="single" w:sz="4" w:space="0" w:color="BDBDBD"/>
+              <w:right w:val="single" w:sz="4" w:space="0" w:color="BDBDBD"/>
+            </w:tcBorders>
+          </w:tcPr>
+          <w:p>
+            <w:pPr>
+              <w:pStyle w:val="TableParagraph"/>
+              <w:rPr>
+                <w:sz w:val="18"/>
+              </w:rPr>
+            </w:pPr>
+            <w:r>
+              <w:rPr>
+                <w:sz w:val="18"/>
+              </w:rPr>
+              <w:t>Arreglé</w:t>
+            </w:r>
+            <w:r>
+              <w:rPr>
+                <w:sz w:val="18"/>
+              </w:rPr>
+              <w:t xml:space="preserve"> mis cosas y comí</w:t>
+            </w:r>
+          </w:p>
+        </w:tc>
+        <w:tc>
+          <w:tcPr>
+            <w:tcW w:w="365" w:type="dxa"/>
+            <w:tcBorders>
+              <w:top w:val="nil"/>
+              <w:left w:val="single" w:sz="4" w:space="0" w:color="BDBDBD"/>
+              <w:bottom w:val="nil"/>
+              <w:right w:val="nil"/>
+            </w:tcBorders>
+          </w:tcPr>
+          <w:p>
+            <w:pPr>
+              <w:rPr>
+                <w:sz w:val="2"/>
+                <w:szCs w:val="2"/>
+              </w:rPr>
+            </w:pPr>
+          </w:p>
+        </w:tc>
+      </w:tr>
+      <w:tr>
+        <w:trPr>
+          <w:trHeight w:val="873"/>
+        </w:trPr>
+        <w:tc>
+          <w:tcPr>
+            <w:tcW w:w="367" w:type="dxa"/>
+            <w:tcBorders>
+              <w:top w:val="nil"/>
+              <w:left w:val="nil"/>
+              <w:right w:val="single" w:sz="4" w:space="0" w:color="BDBDBD"/>
+            </w:tcBorders>
+          </w:tcPr>
+          <w:p>
+            <w:pPr>
+              <w:rPr>
+                <w:sz w:val="2"/>
+                <w:szCs w:val="2"/>
+              </w:rPr>
+            </w:pPr>
+          </w:p>
+        </w:tc>
+        <w:tc>
+          <w:tcPr>
+            <w:tcW w:w="974" w:type="dxa"/>
+            <w:tcBorders>
+              <w:top w:val="single" w:sz="4" w:space="0" w:color="BDBDBD"/>
+              <w:left w:val="single" w:sz="4" w:space="0" w:color="BDBDBD"/>
               <w:bottom w:val="single" w:sz="8" w:space="0" w:color="BDBDBD"/>
               <w:right w:val="single" w:sz="4" w:space="0" w:color="BDBDBD"/>
             </w:tcBorders>
@@ -2074,7 +2298,7 @@
               <w:rPr>
                 <w:sz w:val="18"/>
               </w:rPr>
-              <w:t>23/02/2026</w:t>
+              <w:t>15/03/2026</w:t>
             </w:r>
           </w:p>
         </w:tc>
@@ -2124,7 +2348,7 @@
               <w:rPr>
                 <w:sz w:val="18"/>
               </w:rPr>
-              <w:t>3:00</w:t>
+              <w:t>5:00</w:t>
             </w:r>
           </w:p>
         </w:tc>
@@ -2149,7 +2373,7 @@
               <w:rPr>
                 <w:sz w:val="18"/>
               </w:rPr>
-              <w:t>1 hora</w:t>
+              <w:t>3 horas</w:t>
             </w:r>
           </w:p>
         </w:tc>
@@ -2174,7 +2398,7 @@
               <w:rPr>
                 <w:sz w:val="18"/>
               </w:rPr>
-              <w:t>(10:00-3:00)- 5 horas</w:t>
+              <w:t>(10:00-5:00)- 7 horas</w:t>
             </w:r>
           </w:p>
         </w:tc>
@@ -2195,12 +2419,28 @@
                 <w:sz w:val="18"/>
               </w:rPr>
             </w:pPr>
-            <w:r>
-              <w:rPr>
-                <w:sz w:val="18"/>
-              </w:rPr>
-              <w:t>Realizar prototipos</w:t>
-            </w:r>
+            <w:proofErr w:type="spellStart"/>
+            <w:r>
+              <w:rPr>
+                <w:sz w:val="18"/>
+              </w:rPr>
+              <w:t>Design</w:t>
+            </w:r>
+            <w:proofErr w:type="spellEnd"/>
+            <w:r>
+              <w:rPr>
+                <w:sz w:val="18"/>
+              </w:rPr>
+              <w:t xml:space="preserve"> </w:t>
+            </w:r>
+            <w:proofErr w:type="spellStart"/>
+            <w:r>
+              <w:rPr>
+                <w:sz w:val="18"/>
+              </w:rPr>
+              <w:t>thinking</w:t>
+            </w:r>
+            <w:proofErr w:type="spellEnd"/>
           </w:p>
         </w:tc>
         <w:tc>
@@ -2220,19 +2460,11 @@
                 <w:sz w:val="18"/>
               </w:rPr>
             </w:pPr>
-            <w:proofErr w:type="gramStart"/>
-            <w:r>
-              <w:rPr>
-                <w:sz w:val="18"/>
-              </w:rPr>
-              <w:t>Arregle</w:t>
-            </w:r>
-            <w:proofErr w:type="gramEnd"/>
-            <w:r>
-              <w:rPr>
-                <w:sz w:val="18"/>
-              </w:rPr>
-              <w:t xml:space="preserve"> mis cosas y comí</w:t>
+            <w:r>
+              <w:rPr>
+                <w:sz w:val="18"/>
+              </w:rPr>
+              <w:t>Sali de compras</w:t>
             </w:r>
           </w:p>
         </w:tc>
@@ -3596,6 +3828,7 @@
   <w:style w:type="character" w:default="1" w:styleId="Fuentedeprrafopredeter">
     <w:name w:val="Default Paragraph Font"/>
     <w:uiPriority w:val="1"/>
+    <w:semiHidden/>
     <w:unhideWhenUsed/>
   </w:style>
   <w:style w:type="table" w:default="1" w:styleId="Tablanormal">

--- a/Formulario LGOT/Formulario LGOT - Diana Sosa.docx
+++ b/Formulario LGOT/Formulario LGOT - Diana Sosa.docx
@@ -2265,6 +2265,7 @@
             <w:tcBorders>
               <w:top w:val="nil"/>
               <w:left w:val="nil"/>
+              <w:bottom w:val="nil"/>
               <w:right w:val="single" w:sz="4" w:space="0" w:color="BDBDBD"/>
             </w:tcBorders>
           </w:tcPr>
@@ -2283,6 +2284,465 @@
             <w:tcBorders>
               <w:top w:val="single" w:sz="4" w:space="0" w:color="BDBDBD"/>
               <w:left w:val="single" w:sz="4" w:space="0" w:color="BDBDBD"/>
+              <w:bottom w:val="single" w:sz="4" w:space="0" w:color="BDBDBD"/>
+              <w:right w:val="single" w:sz="4" w:space="0" w:color="BDBDBD"/>
+            </w:tcBorders>
+          </w:tcPr>
+          <w:p>
+            <w:pPr>
+              <w:pStyle w:val="TableParagraph"/>
+              <w:rPr>
+                <w:sz w:val="18"/>
+              </w:rPr>
+            </w:pPr>
+            <w:r>
+              <w:rPr>
+                <w:sz w:val="18"/>
+              </w:rPr>
+              <w:t>15/03/2026</w:t>
+            </w:r>
+          </w:p>
+        </w:tc>
+        <w:tc>
+          <w:tcPr>
+            <w:tcW w:w="840" w:type="dxa"/>
+            <w:tcBorders>
+              <w:top w:val="single" w:sz="4" w:space="0" w:color="BDBDBD"/>
+              <w:left w:val="single" w:sz="4" w:space="0" w:color="BDBDBD"/>
+              <w:bottom w:val="single" w:sz="4" w:space="0" w:color="BDBDBD"/>
+              <w:right w:val="single" w:sz="4" w:space="0" w:color="BDBDBD"/>
+            </w:tcBorders>
+          </w:tcPr>
+          <w:p>
+            <w:pPr>
+              <w:pStyle w:val="TableParagraph"/>
+              <w:rPr>
+                <w:sz w:val="18"/>
+              </w:rPr>
+            </w:pPr>
+            <w:r>
+              <w:rPr>
+                <w:sz w:val="18"/>
+              </w:rPr>
+              <w:t>10:00</w:t>
+            </w:r>
+          </w:p>
+        </w:tc>
+        <w:tc>
+          <w:tcPr>
+            <w:tcW w:w="688" w:type="dxa"/>
+            <w:tcBorders>
+              <w:top w:val="single" w:sz="4" w:space="0" w:color="BDBDBD"/>
+              <w:left w:val="single" w:sz="4" w:space="0" w:color="BDBDBD"/>
+              <w:bottom w:val="single" w:sz="4" w:space="0" w:color="BDBDBD"/>
+              <w:right w:val="single" w:sz="4" w:space="0" w:color="BDBDBD"/>
+            </w:tcBorders>
+          </w:tcPr>
+          <w:p>
+            <w:pPr>
+              <w:pStyle w:val="TableParagraph"/>
+              <w:rPr>
+                <w:sz w:val="18"/>
+              </w:rPr>
+            </w:pPr>
+            <w:r>
+              <w:rPr>
+                <w:sz w:val="18"/>
+              </w:rPr>
+              <w:t>5:00</w:t>
+            </w:r>
+          </w:p>
+        </w:tc>
+        <w:tc>
+          <w:tcPr>
+            <w:tcW w:w="1680" w:type="dxa"/>
+            <w:tcBorders>
+              <w:top w:val="single" w:sz="4" w:space="0" w:color="BDBDBD"/>
+              <w:left w:val="single" w:sz="4" w:space="0" w:color="BDBDBD"/>
+              <w:bottom w:val="single" w:sz="4" w:space="0" w:color="BDBDBD"/>
+              <w:right w:val="single" w:sz="4" w:space="0" w:color="BDBDBD"/>
+            </w:tcBorders>
+          </w:tcPr>
+          <w:p>
+            <w:pPr>
+              <w:pStyle w:val="TableParagraph"/>
+              <w:rPr>
+                <w:sz w:val="18"/>
+              </w:rPr>
+            </w:pPr>
+            <w:r>
+              <w:rPr>
+                <w:sz w:val="18"/>
+              </w:rPr>
+              <w:t>3 horas</w:t>
+            </w:r>
+          </w:p>
+        </w:tc>
+        <w:tc>
+          <w:tcPr>
+            <w:tcW w:w="1123" w:type="dxa"/>
+            <w:tcBorders>
+              <w:top w:val="single" w:sz="4" w:space="0" w:color="BDBDBD"/>
+              <w:left w:val="single" w:sz="4" w:space="0" w:color="BDBDBD"/>
+              <w:bottom w:val="single" w:sz="4" w:space="0" w:color="BDBDBD"/>
+              <w:right w:val="single" w:sz="4" w:space="0" w:color="BDBDBD"/>
+            </w:tcBorders>
+          </w:tcPr>
+          <w:p>
+            <w:pPr>
+              <w:pStyle w:val="TableParagraph"/>
+              <w:rPr>
+                <w:sz w:val="18"/>
+              </w:rPr>
+            </w:pPr>
+            <w:r>
+              <w:rPr>
+                <w:sz w:val="18"/>
+              </w:rPr>
+              <w:t>(10:00-5:00)- 7 horas</w:t>
+            </w:r>
+          </w:p>
+        </w:tc>
+        <w:tc>
+          <w:tcPr>
+            <w:tcW w:w="876" w:type="dxa"/>
+            <w:tcBorders>
+              <w:top w:val="single" w:sz="4" w:space="0" w:color="BDBDBD"/>
+              <w:left w:val="single" w:sz="4" w:space="0" w:color="BDBDBD"/>
+              <w:bottom w:val="single" w:sz="4" w:space="0" w:color="BDBDBD"/>
+              <w:right w:val="single" w:sz="4" w:space="0" w:color="BDBDBD"/>
+            </w:tcBorders>
+          </w:tcPr>
+          <w:p>
+            <w:pPr>
+              <w:pStyle w:val="TableParagraph"/>
+              <w:rPr>
+                <w:sz w:val="18"/>
+              </w:rPr>
+            </w:pPr>
+            <w:proofErr w:type="spellStart"/>
+            <w:r>
+              <w:rPr>
+                <w:sz w:val="18"/>
+              </w:rPr>
+              <w:t>Design</w:t>
+            </w:r>
+            <w:proofErr w:type="spellEnd"/>
+            <w:r>
+              <w:rPr>
+                <w:sz w:val="18"/>
+              </w:rPr>
+              <w:t xml:space="preserve"> </w:t>
+            </w:r>
+            <w:proofErr w:type="spellStart"/>
+            <w:r>
+              <w:rPr>
+                <w:sz w:val="18"/>
+              </w:rPr>
+              <w:t>thinking</w:t>
+            </w:r>
+            <w:proofErr w:type="spellEnd"/>
+          </w:p>
+        </w:tc>
+        <w:tc>
+          <w:tcPr>
+            <w:tcW w:w="1898" w:type="dxa"/>
+            <w:tcBorders>
+              <w:top w:val="single" w:sz="4" w:space="0" w:color="BDBDBD"/>
+              <w:left w:val="single" w:sz="4" w:space="0" w:color="BDBDBD"/>
+              <w:bottom w:val="single" w:sz="4" w:space="0" w:color="BDBDBD"/>
+              <w:right w:val="single" w:sz="4" w:space="0" w:color="BDBDBD"/>
+            </w:tcBorders>
+          </w:tcPr>
+          <w:p>
+            <w:pPr>
+              <w:pStyle w:val="TableParagraph"/>
+              <w:rPr>
+                <w:sz w:val="18"/>
+              </w:rPr>
+            </w:pPr>
+            <w:r>
+              <w:rPr>
+                <w:sz w:val="18"/>
+              </w:rPr>
+              <w:t>Sali de compras</w:t>
+            </w:r>
+          </w:p>
+        </w:tc>
+        <w:tc>
+          <w:tcPr>
+            <w:tcW w:w="365" w:type="dxa"/>
+            <w:tcBorders>
+              <w:top w:val="nil"/>
+              <w:left w:val="single" w:sz="4" w:space="0" w:color="BDBDBD"/>
+              <w:bottom w:val="nil"/>
+              <w:right w:val="nil"/>
+            </w:tcBorders>
+          </w:tcPr>
+          <w:p>
+            <w:pPr>
+              <w:rPr>
+                <w:sz w:val="2"/>
+                <w:szCs w:val="2"/>
+              </w:rPr>
+            </w:pPr>
+          </w:p>
+        </w:tc>
+      </w:tr>
+      <w:tr>
+        <w:trPr>
+          <w:trHeight w:val="873"/>
+        </w:trPr>
+        <w:tc>
+          <w:tcPr>
+            <w:tcW w:w="367" w:type="dxa"/>
+            <w:tcBorders>
+              <w:top w:val="nil"/>
+              <w:left w:val="nil"/>
+              <w:bottom w:val="nil"/>
+              <w:right w:val="single" w:sz="4" w:space="0" w:color="BDBDBD"/>
+            </w:tcBorders>
+          </w:tcPr>
+          <w:p>
+            <w:pPr>
+              <w:rPr>
+                <w:sz w:val="2"/>
+                <w:szCs w:val="2"/>
+              </w:rPr>
+            </w:pPr>
+          </w:p>
+        </w:tc>
+        <w:tc>
+          <w:tcPr>
+            <w:tcW w:w="974" w:type="dxa"/>
+            <w:tcBorders>
+              <w:top w:val="single" w:sz="4" w:space="0" w:color="BDBDBD"/>
+              <w:left w:val="single" w:sz="4" w:space="0" w:color="BDBDBD"/>
+              <w:bottom w:val="single" w:sz="4" w:space="0" w:color="BDBDBD"/>
+              <w:right w:val="single" w:sz="4" w:space="0" w:color="BDBDBD"/>
+            </w:tcBorders>
+          </w:tcPr>
+          <w:p>
+            <w:pPr>
+              <w:pStyle w:val="TableParagraph"/>
+              <w:rPr>
+                <w:sz w:val="18"/>
+              </w:rPr>
+            </w:pPr>
+            <w:r>
+              <w:rPr>
+                <w:sz w:val="18"/>
+              </w:rPr>
+              <w:t>7/04/2026</w:t>
+            </w:r>
+          </w:p>
+        </w:tc>
+        <w:tc>
+          <w:tcPr>
+            <w:tcW w:w="840" w:type="dxa"/>
+            <w:tcBorders>
+              <w:top w:val="single" w:sz="4" w:space="0" w:color="BDBDBD"/>
+              <w:left w:val="single" w:sz="4" w:space="0" w:color="BDBDBD"/>
+              <w:bottom w:val="single" w:sz="4" w:space="0" w:color="BDBDBD"/>
+              <w:right w:val="single" w:sz="4" w:space="0" w:color="BDBDBD"/>
+            </w:tcBorders>
+          </w:tcPr>
+          <w:p>
+            <w:pPr>
+              <w:pStyle w:val="TableParagraph"/>
+              <w:rPr>
+                <w:sz w:val="18"/>
+              </w:rPr>
+            </w:pPr>
+            <w:r>
+              <w:rPr>
+                <w:sz w:val="18"/>
+              </w:rPr>
+              <w:t>8:00</w:t>
+            </w:r>
+          </w:p>
+        </w:tc>
+        <w:tc>
+          <w:tcPr>
+            <w:tcW w:w="688" w:type="dxa"/>
+            <w:tcBorders>
+              <w:top w:val="single" w:sz="4" w:space="0" w:color="BDBDBD"/>
+              <w:left w:val="single" w:sz="4" w:space="0" w:color="BDBDBD"/>
+              <w:bottom w:val="single" w:sz="4" w:space="0" w:color="BDBDBD"/>
+              <w:right w:val="single" w:sz="4" w:space="0" w:color="BDBDBD"/>
+            </w:tcBorders>
+          </w:tcPr>
+          <w:p>
+            <w:pPr>
+              <w:pStyle w:val="TableParagraph"/>
+              <w:rPr>
+                <w:sz w:val="18"/>
+              </w:rPr>
+            </w:pPr>
+            <w:r>
+              <w:rPr>
+                <w:sz w:val="18"/>
+              </w:rPr>
+              <w:t>3:00</w:t>
+            </w:r>
+          </w:p>
+        </w:tc>
+        <w:tc>
+          <w:tcPr>
+            <w:tcW w:w="1680" w:type="dxa"/>
+            <w:tcBorders>
+              <w:top w:val="single" w:sz="4" w:space="0" w:color="BDBDBD"/>
+              <w:left w:val="single" w:sz="4" w:space="0" w:color="BDBDBD"/>
+              <w:bottom w:val="single" w:sz="4" w:space="0" w:color="BDBDBD"/>
+              <w:right w:val="single" w:sz="4" w:space="0" w:color="BDBDBD"/>
+            </w:tcBorders>
+          </w:tcPr>
+          <w:p>
+            <w:pPr>
+              <w:pStyle w:val="TableParagraph"/>
+              <w:rPr>
+                <w:sz w:val="18"/>
+              </w:rPr>
+            </w:pPr>
+            <w:r>
+              <w:rPr>
+                <w:sz w:val="18"/>
+              </w:rPr>
+              <w:t>2 horas</w:t>
+            </w:r>
+          </w:p>
+        </w:tc>
+        <w:tc>
+          <w:tcPr>
+            <w:tcW w:w="1123" w:type="dxa"/>
+            <w:tcBorders>
+              <w:top w:val="single" w:sz="4" w:space="0" w:color="BDBDBD"/>
+              <w:left w:val="single" w:sz="4" w:space="0" w:color="BDBDBD"/>
+              <w:bottom w:val="single" w:sz="4" w:space="0" w:color="BDBDBD"/>
+              <w:right w:val="single" w:sz="4" w:space="0" w:color="BDBDBD"/>
+            </w:tcBorders>
+          </w:tcPr>
+          <w:p>
+            <w:pPr>
+              <w:pStyle w:val="TableParagraph"/>
+              <w:rPr>
+                <w:sz w:val="18"/>
+              </w:rPr>
+            </w:pPr>
+            <w:r>
+              <w:rPr>
+                <w:sz w:val="18"/>
+              </w:rPr>
+              <w:t>(8:00-3:00)- 7 horas</w:t>
+            </w:r>
+          </w:p>
+        </w:tc>
+        <w:tc>
+          <w:tcPr>
+            <w:tcW w:w="876" w:type="dxa"/>
+            <w:tcBorders>
+              <w:top w:val="single" w:sz="4" w:space="0" w:color="BDBDBD"/>
+              <w:left w:val="single" w:sz="4" w:space="0" w:color="BDBDBD"/>
+              <w:bottom w:val="single" w:sz="4" w:space="0" w:color="BDBDBD"/>
+              <w:right w:val="single" w:sz="4" w:space="0" w:color="BDBDBD"/>
+            </w:tcBorders>
+          </w:tcPr>
+          <w:p>
+            <w:pPr>
+              <w:pStyle w:val="TableParagraph"/>
+              <w:rPr>
+                <w:sz w:val="18"/>
+              </w:rPr>
+            </w:pPr>
+            <w:r>
+              <w:rPr>
+                <w:sz w:val="18"/>
+              </w:rPr>
+              <w:t xml:space="preserve">Desarrollo de </w:t>
+            </w:r>
+            <w:proofErr w:type="spellStart"/>
+            <w:r>
+              <w:rPr>
+                <w:sz w:val="18"/>
+              </w:rPr>
+              <w:t>login</w:t>
+            </w:r>
+            <w:proofErr w:type="spellEnd"/>
+          </w:p>
+        </w:tc>
+        <w:tc>
+          <w:tcPr>
+            <w:tcW w:w="1898" w:type="dxa"/>
+            <w:tcBorders>
+              <w:top w:val="single" w:sz="4" w:space="0" w:color="BDBDBD"/>
+              <w:left w:val="single" w:sz="4" w:space="0" w:color="BDBDBD"/>
+              <w:bottom w:val="single" w:sz="4" w:space="0" w:color="BDBDBD"/>
+              <w:right w:val="single" w:sz="4" w:space="0" w:color="BDBDBD"/>
+            </w:tcBorders>
+          </w:tcPr>
+          <w:p>
+            <w:pPr>
+              <w:pStyle w:val="TableParagraph"/>
+              <w:rPr>
+                <w:sz w:val="18"/>
+              </w:rPr>
+            </w:pPr>
+            <w:r>
+              <w:rPr>
+                <w:sz w:val="18"/>
+              </w:rPr>
+              <w:t>Comi y me arregle para la u</w:t>
+            </w:r>
+          </w:p>
+        </w:tc>
+        <w:tc>
+          <w:tcPr>
+            <w:tcW w:w="365" w:type="dxa"/>
+            <w:tcBorders>
+              <w:top w:val="nil"/>
+              <w:left w:val="single" w:sz="4" w:space="0" w:color="BDBDBD"/>
+              <w:bottom w:val="nil"/>
+              <w:right w:val="nil"/>
+            </w:tcBorders>
+          </w:tcPr>
+          <w:p>
+            <w:pPr>
+              <w:rPr>
+                <w:sz w:val="2"/>
+                <w:szCs w:val="2"/>
+              </w:rPr>
+            </w:pPr>
+          </w:p>
+        </w:tc>
+      </w:tr>
+      <w:tr>
+        <w:trPr>
+          <w:trHeight w:val="873"/>
+        </w:trPr>
+        <w:tc>
+          <w:tcPr>
+            <w:tcW w:w="367" w:type="dxa"/>
+            <w:tcBorders>
+              <w:top w:val="nil"/>
+              <w:left w:val="nil"/>
+              <w:right w:val="single" w:sz="4" w:space="0" w:color="BDBDBD"/>
+            </w:tcBorders>
+          </w:tcPr>
+          <w:p>
+            <w:pPr>
+              <w:rPr>
+                <w:sz w:val="2"/>
+                <w:szCs w:val="2"/>
+              </w:rPr>
+            </w:pPr>
+          </w:p>
+        </w:tc>
+        <w:tc>
+          <w:tcPr>
+            <w:tcW w:w="974" w:type="dxa"/>
+            <w:tcBorders>
+              <w:top w:val="single" w:sz="4" w:space="0" w:color="BDBDBD"/>
+              <w:left w:val="single" w:sz="4" w:space="0" w:color="BDBDBD"/>
               <w:bottom w:val="single" w:sz="8" w:space="0" w:color="BDBDBD"/>
               <w:right w:val="single" w:sz="4" w:space="0" w:color="BDBDBD"/>
             </w:tcBorders>
@@ -2298,7 +2758,7 @@
               <w:rPr>
                 <w:sz w:val="18"/>
               </w:rPr>
-              <w:t>15/03/2026</w:t>
+              <w:t>8/04/2026</w:t>
             </w:r>
           </w:p>
         </w:tc>
@@ -2323,7 +2783,7 @@
               <w:rPr>
                 <w:sz w:val="18"/>
               </w:rPr>
-              <w:t>10:00</w:t>
+              <w:t>9:00</w:t>
             </w:r>
           </w:p>
         </w:tc>
@@ -2348,7 +2808,7 @@
               <w:rPr>
                 <w:sz w:val="18"/>
               </w:rPr>
-              <w:t>5:00</w:t>
+              <w:t>10:30</w:t>
             </w:r>
           </w:p>
         </w:tc>
@@ -2373,7 +2833,7 @@
               <w:rPr>
                 <w:sz w:val="18"/>
               </w:rPr>
-              <w:t>3 horas</w:t>
+              <w:t>ninguno</w:t>
             </w:r>
           </w:p>
         </w:tc>
@@ -2398,7 +2858,7 @@
               <w:rPr>
                 <w:sz w:val="18"/>
               </w:rPr>
-              <w:t>(10:00-5:00)- 7 horas</w:t>
+              <w:t>(9:00-10:30)- 1:30 hora</w:t>
             </w:r>
           </w:p>
         </w:tc>
@@ -2419,28 +2879,12 @@
                 <w:sz w:val="18"/>
               </w:rPr>
             </w:pPr>
-            <w:proofErr w:type="spellStart"/>
-            <w:r>
-              <w:rPr>
-                <w:sz w:val="18"/>
-              </w:rPr>
-              <w:t>Design</w:t>
-            </w:r>
-            <w:proofErr w:type="spellEnd"/>
-            <w:r>
-              <w:rPr>
-                <w:sz w:val="18"/>
-              </w:rPr>
-              <w:t xml:space="preserve"> </w:t>
-            </w:r>
-            <w:proofErr w:type="spellStart"/>
-            <w:r>
-              <w:rPr>
-                <w:sz w:val="18"/>
-              </w:rPr>
-              <w:t>thinking</w:t>
-            </w:r>
-            <w:proofErr w:type="spellEnd"/>
+            <w:r>
+              <w:rPr>
+                <w:sz w:val="18"/>
+              </w:rPr>
+              <w:t>Uso de jira</w:t>
+            </w:r>
           </w:p>
         </w:tc>
         <w:tc>
@@ -2464,7 +2908,7 @@
               <w:rPr>
                 <w:sz w:val="18"/>
               </w:rPr>
-              <w:t>Sali de compras</w:t>
+              <w:t>Uso de jira</w:t>
             </w:r>
           </w:p>
         </w:tc>
